--- a/zht/docx/085.content.docx
+++ b/zht/docx/085.content.docx
@@ -150,26 +150,6 @@
           <w:lang w:val="zh_TW" w:bidi="zh_TW"/>
         </w:rPr>
         <w:t>wang</w:t>
-      </w:r>
-      <w:r>
-        <w:rPr>
-          <w:lang w:val="zh_TW" w:bidi="zh_TW"/>
-        </w:rPr>
-      </w:r>
-    </w:p>
-    <w:p>
-      <w:pPr/>
-      <w:r>
-        <w:rPr>
-          <w:lang w:val="zh_TW" w:bidi="zh_TW"/>
-        </w:rPr>
-      </w:r>
-      <w:r>
-        <w:rPr>
-          <w:i/>
-          <w:lang w:val="zh_TW" w:bidi="zh_TW"/>
-        </w:rPr>
-        <w:t>王朝的應許, 王權</w:t>
       </w:r>
       <w:r>
         <w:rPr>

--- a/zht/docx/085.content.docx
+++ b/zht/docx/085.content.docx
@@ -19,7 +19,7 @@
         <w:rPr>
           <w:lang w:val="zh_TW" w:bidi="zh_TW"/>
         </w:rPr>
-        <w:t>Resource: Study Notes - Themes (Tyndale)</w:t>
+        <w:t>Resource: Tyndale Open Study Notes</w:t>
       </w:r>
       <w:r>
         <w:rPr>
@@ -112,7 +112,7 @@
         <w:rPr>
           <w:lang w:val="zh_TW" w:bidi="zh_TW"/>
         </w:rPr>
-        <w:t>Study Notes - Themes (Tyndale)</w:t>
+        <w:t>Tyndale Open Study Notes</w:t>
       </w:r>
     </w:p>
     <w:p>

--- a/zht/docx/085.content.docx
+++ b/zht/docx/085.content.docx
@@ -19,7 +19,7 @@
         <w:rPr>
           <w:lang w:val="zh_TW" w:bidi="zh_TW"/>
         </w:rPr>
-        <w:t>Resource: Tyndale Open Study Notes</w:t>
+        <w:t>Resource: Aquifer Open Study Notes (Themes)</w:t>
       </w:r>
       <w:r>
         <w:rPr>
@@ -112,7 +112,7 @@
         <w:rPr>
           <w:lang w:val="zh_TW" w:bidi="zh_TW"/>
         </w:rPr>
-        <w:t>Tyndale Open Study Notes</w:t>
+        <w:t>Aquifer Open Study Notes (Themes)</w:t>
       </w:r>
     </w:p>
     <w:p>

--- a/zht/docx/085.content.docx
+++ b/zht/docx/085.content.docx
@@ -233,54 +233,36 @@
         </w:rPr>
         <w:t>神應許大衛王，他的家族將永遠延續（</w:t>
       </w:r>
-      <w:hyperlink r:id="rId13">
-        <w:r>
-          <w:rPr>
-            <w:lang w:val="zh_TW" w:bidi="zh_TW"/>
-          </w:rPr>
-          <w:rPr>
-            <w:color w:val="0000EE"/>
-            <w:u w:val="single"/>
-          </w:rPr>
-          <w:t>撒下7:11–16</w:t>
-        </w:r>
-      </w:hyperlink>
+      <w:r>
+        <w:rPr>
+          <w:lang w:val="zh_TW" w:bidi="zh_TW"/>
+        </w:rPr>
+        <w:t>撒下7:11–16</w:t>
+      </w:r>
       <w:r>
         <w:rPr>
           <w:lang w:val="zh_TW" w:bidi="zh_TW"/>
         </w:rPr>
         <w:t>和</w:t>
       </w:r>
-      <w:hyperlink r:id="rId14">
-        <w:r>
-          <w:rPr>
-            <w:lang w:val="zh_TW" w:bidi="zh_TW"/>
-          </w:rPr>
-          <w:rPr>
-            <w:color w:val="0000EE"/>
-            <w:u w:val="single"/>
-          </w:rPr>
-          <w:t>代上17:9–14</w:t>
-        </w:r>
-      </w:hyperlink>
+      <w:r>
+        <w:rPr>
+          <w:lang w:val="zh_TW" w:bidi="zh_TW"/>
+        </w:rPr>
+        <w:t>代上17:9–14</w:t>
+      </w:r>
       <w:r>
         <w:rPr>
           <w:lang w:val="zh_TW" w:bidi="zh_TW"/>
         </w:rPr>
         <w:t>的平行段落）。然而，歷代志的作者卻活在大衛家族似乎已經結束的時期。雖然大衛的後裔仍在，但自從猶大被擄到巴比倫起，超過一百五十年，也沒有後裔為王（見</w:t>
       </w:r>
-      <w:hyperlink r:id="rId15">
-        <w:r>
-          <w:rPr>
-            <w:lang w:val="zh_TW" w:bidi="zh_TW"/>
-          </w:rPr>
-          <w:rPr>
-            <w:color w:val="0000EE"/>
-            <w:u w:val="single"/>
-          </w:rPr>
-          <w:t>代上3:1–24</w:t>
-        </w:r>
-      </w:hyperlink>
+      <w:r>
+        <w:rPr>
+          <w:lang w:val="zh_TW" w:bidi="zh_TW"/>
+        </w:rPr>
+        <w:t>代上3:1–24</w:t>
+      </w:r>
       <w:r>
         <w:rPr>
           <w:lang w:val="zh_TW" w:bidi="zh_TW"/>
@@ -301,18 +283,12 @@
         </w:rPr>
         <w:t>歷代志的作者旨在表明神對大衛無條件的應許，即他的王位確實是「永遠堅定」。即使可能被擄也未消除這個盼望，就是神應許的王室之家。這一應許將延續至未來，因為大衛將來的後裔將繼承王位（</w:t>
       </w:r>
-      <w:hyperlink r:id="rId16">
-        <w:r>
-          <w:rPr>
-            <w:lang w:val="zh_TW" w:bidi="zh_TW"/>
-          </w:rPr>
-          <w:rPr>
-            <w:color w:val="0000EE"/>
-            <w:u w:val="single"/>
-          </w:rPr>
-          <w:t>代上17:11</w:t>
-        </w:r>
-      </w:hyperlink>
+      <w:r>
+        <w:rPr>
+          <w:lang w:val="zh_TW" w:bidi="zh_TW"/>
+        </w:rPr>
+        <w:t>代上17:11</w:t>
+      </w:r>
       <w:r>
         <w:rPr>
           <w:lang w:val="zh_TW" w:bidi="zh_TW"/>
@@ -347,54 +323,36 @@
         </w:rPr>
         <w:t>耶穌的誕生、大衛的子孫，實現了歷代志作者對以色列的期盼。耶穌滿足了歷代志作者對新王的期待（見</w:t>
       </w:r>
-      <w:hyperlink r:id="rId17">
-        <w:r>
-          <w:rPr>
-            <w:lang w:val="zh_TW" w:bidi="zh_TW"/>
-          </w:rPr>
-          <w:rPr>
-            <w:color w:val="0000EE"/>
-            <w:u w:val="single"/>
-          </w:rPr>
-          <w:t>太1:1–17</w:t>
-        </w:r>
-      </w:hyperlink>
+      <w:r>
+        <w:rPr>
+          <w:lang w:val="zh_TW" w:bidi="zh_TW"/>
+        </w:rPr>
+        <w:t>太1:1–17</w:t>
+      </w:r>
       <w:r>
         <w:rPr>
           <w:lang w:val="zh_TW" w:bidi="zh_TW"/>
         </w:rPr>
         <w:t>）。祂的國度包括所有國家（</w:t>
       </w:r>
-      <w:hyperlink r:id="rId18">
-        <w:r>
-          <w:rPr>
-            <w:lang w:val="zh_TW" w:bidi="zh_TW"/>
-          </w:rPr>
-          <w:rPr>
-            <w:color w:val="0000EE"/>
-            <w:u w:val="single"/>
-          </w:rPr>
-          <w:t>賽49:6</w:t>
-        </w:r>
-      </w:hyperlink>
+      <w:r>
+        <w:rPr>
+          <w:lang w:val="zh_TW" w:bidi="zh_TW"/>
+        </w:rPr>
+        <w:t>賽49:6</w:t>
+      </w:r>
       <w:r>
         <w:rPr>
           <w:lang w:val="zh_TW" w:bidi="zh_TW"/>
         </w:rPr>
         <w:t>）。它的延伸「從這海到那海，從大河到地極」（</w:t>
       </w:r>
-      <w:hyperlink r:id="rId19">
-        <w:r>
-          <w:rPr>
-            <w:lang w:val="zh_TW" w:bidi="zh_TW"/>
-          </w:rPr>
-          <w:rPr>
-            <w:color w:val="0000EE"/>
-            <w:u w:val="single"/>
-          </w:rPr>
-          <w:t>亞9:10</w:t>
-        </w:r>
-      </w:hyperlink>
+      <w:r>
+        <w:rPr>
+          <w:lang w:val="zh_TW" w:bidi="zh_TW"/>
+        </w:rPr>
+        <w:t>亞9:10</w:t>
+      </w:r>
       <w:r>
         <w:rPr>
           <w:lang w:val="zh_TW" w:bidi="zh_TW"/>
@@ -424,168 +382,108 @@
           <w:lang w:val="zh_TW" w:bidi="zh_TW"/>
         </w:rPr>
       </w:r>
-      <w:hyperlink r:id="rId20">
-        <w:r>
-          <w:rPr>
-            <w:lang w:val="zh_TW" w:bidi="zh_TW"/>
-          </w:rPr>
-          <w:rPr>
-            <w:color w:val="0000EE"/>
-            <w:u w:val="single"/>
-          </w:rPr>
-          <w:t>創49:8–12</w:t>
-        </w:r>
-      </w:hyperlink>
-      <w:hyperlink r:id="rId21">
-        <w:r>
-          <w:rPr>
-            <w:lang w:val="zh_TW" w:bidi="zh_TW"/>
-          </w:rPr>
-          <w:rPr>
-            <w:color w:val="0000EE"/>
-            <w:u w:val="single"/>
-          </w:rPr>
-          <w:t>；代上5:1–2</w:t>
-        </w:r>
-      </w:hyperlink>
+      <w:r>
+        <w:rPr>
+          <w:lang w:val="zh_TW" w:bidi="zh_TW"/>
+        </w:rPr>
+        <w:t>創49:8–12</w:t>
+      </w:r>
+      <w:r>
+        <w:rPr>
+          <w:lang w:val="zh_TW" w:bidi="zh_TW"/>
+        </w:rPr>
+        <w:t>；代上5:1–2</w:t>
+      </w:r>
       <w:r>
         <w:rPr>
           <w:lang w:val="zh_TW" w:bidi="zh_TW"/>
         </w:rPr>
         <w:t>，</w:t>
       </w:r>
-      <w:hyperlink r:id="rId22">
-        <w:r>
-          <w:rPr>
-            <w:lang w:val="zh_TW" w:bidi="zh_TW"/>
-          </w:rPr>
-          <w:rPr>
-            <w:color w:val="0000EE"/>
-            <w:u w:val="single"/>
-          </w:rPr>
-          <w:t>17:1–15</w:t>
-        </w:r>
-      </w:hyperlink>
+      <w:r>
+        <w:rPr>
+          <w:lang w:val="zh_TW" w:bidi="zh_TW"/>
+        </w:rPr>
+        <w:t>17:1–15</w:t>
+      </w:r>
       <w:r>
         <w:rPr>
           <w:lang w:val="zh_TW" w:bidi="zh_TW"/>
         </w:rPr>
         <w:t>，</w:t>
       </w:r>
-      <w:hyperlink r:id="rId23">
-        <w:r>
-          <w:rPr>
-            <w:lang w:val="zh_TW" w:bidi="zh_TW"/>
-          </w:rPr>
-          <w:rPr>
-            <w:color w:val="0000EE"/>
-            <w:u w:val="single"/>
-          </w:rPr>
-          <w:t>22:6–13</w:t>
-        </w:r>
-      </w:hyperlink>
+      <w:r>
+        <w:rPr>
+          <w:lang w:val="zh_TW" w:bidi="zh_TW"/>
+        </w:rPr>
+        <w:t>22:6–13</w:t>
+      </w:r>
       <w:r>
         <w:rPr>
           <w:lang w:val="zh_TW" w:bidi="zh_TW"/>
         </w:rPr>
         <w:t>，</w:t>
       </w:r>
-      <w:hyperlink r:id="rId24">
-        <w:r>
-          <w:rPr>
-            <w:lang w:val="zh_TW" w:bidi="zh_TW"/>
-          </w:rPr>
-          <w:rPr>
-            <w:color w:val="0000EE"/>
-            <w:u w:val="single"/>
-          </w:rPr>
-          <w:t>28:4–7</w:t>
-        </w:r>
-      </w:hyperlink>
+      <w:r>
+        <w:rPr>
+          <w:lang w:val="zh_TW" w:bidi="zh_TW"/>
+        </w:rPr>
+        <w:t>28:4–7</w:t>
+      </w:r>
       <w:r>
         <w:rPr>
           <w:lang w:val="zh_TW" w:bidi="zh_TW"/>
         </w:rPr>
         <w:t>；</w:t>
       </w:r>
-      <w:hyperlink r:id="rId25">
-        <w:r>
-          <w:rPr>
-            <w:lang w:val="zh_TW" w:bidi="zh_TW"/>
-          </w:rPr>
-          <w:rPr>
-            <w:color w:val="0000EE"/>
-            <w:u w:val="single"/>
-          </w:rPr>
-          <w:t>詩78:67–72</w:t>
-        </w:r>
-      </w:hyperlink>
+      <w:r>
+        <w:rPr>
+          <w:lang w:val="zh_TW" w:bidi="zh_TW"/>
+        </w:rPr>
+        <w:t>詩78:67–72</w:t>
+      </w:r>
       <w:r>
         <w:rPr>
           <w:lang w:val="zh_TW" w:bidi="zh_TW"/>
         </w:rPr>
         <w:t>，</w:t>
       </w:r>
-      <w:hyperlink r:id="rId26">
-        <w:r>
-          <w:rPr>
-            <w:lang w:val="zh_TW" w:bidi="zh_TW"/>
-          </w:rPr>
-          <w:rPr>
-            <w:color w:val="0000EE"/>
-            <w:u w:val="single"/>
-          </w:rPr>
-          <w:t>132:11–12</w:t>
-        </w:r>
-      </w:hyperlink>
+      <w:r>
+        <w:rPr>
+          <w:lang w:val="zh_TW" w:bidi="zh_TW"/>
+        </w:rPr>
+        <w:t>132:11–12</w:t>
+      </w:r>
       <w:r>
         <w:rPr>
           <w:lang w:val="zh_TW" w:bidi="zh_TW"/>
         </w:rPr>
         <w:t>；</w:t>
       </w:r>
-      <w:hyperlink r:id="rId27">
-        <w:r>
-          <w:rPr>
-            <w:lang w:val="zh_TW" w:bidi="zh_TW"/>
-          </w:rPr>
-          <w:rPr>
-            <w:color w:val="0000EE"/>
-            <w:u w:val="single"/>
-          </w:rPr>
-          <w:t>摩9:11–12；</w:t>
-        </w:r>
-      </w:hyperlink>
-      <w:hyperlink r:id="rId17">
-        <w:r>
-          <w:rPr>
-            <w:lang w:val="zh_TW" w:bidi="zh_TW"/>
-          </w:rPr>
-          <w:rPr>
-            <w:color w:val="0000EE"/>
-            <w:u w:val="single"/>
-          </w:rPr>
-          <w:t>太1:1–17</w:t>
-        </w:r>
-      </w:hyperlink>
+      <w:r>
+        <w:rPr>
+          <w:lang w:val="zh_TW" w:bidi="zh_TW"/>
+        </w:rPr>
+        <w:t>摩9:11–12；</w:t>
+      </w:r>
+      <w:r>
+        <w:rPr>
+          <w:lang w:val="zh_TW" w:bidi="zh_TW"/>
+        </w:rPr>
+        <w:t>太1:1–17</w:t>
+      </w:r>
       <w:r>
         <w:rPr>
           <w:lang w:val="zh_TW" w:bidi="zh_TW"/>
         </w:rPr>
         <w:t>，</w:t>
       </w:r>
-      <w:hyperlink r:id="rId28">
-        <w:r>
-          <w:rPr>
-            <w:lang w:val="zh_TW" w:bidi="zh_TW"/>
-          </w:rPr>
-          <w:rPr>
-            <w:color w:val="0000EE"/>
-            <w:u w:val="single"/>
-          </w:rPr>
-          <w:t>22:41–46</w:t>
-        </w:r>
-      </w:hyperlink>
+      <w:r>
+        <w:rPr>
+          <w:lang w:val="zh_TW" w:bidi="zh_TW"/>
+        </w:rPr>
+        <w:t>22:41–46</w:t>
+      </w:r>
       <w:r>
         <w:rPr>
           <w:lang w:val="zh_TW" w:bidi="zh_TW"/>
@@ -648,84 +546,54 @@
         </w:rPr>
         <w:t>雖然先知撒母耳已經發出警告，但以色列人仍渴望與列國一樣，無視於擁有王權的長遠後果（</w:t>
       </w:r>
-      <w:hyperlink r:id="rId29">
-        <w:r>
-          <w:rPr>
-            <w:lang w:val="zh_TW" w:bidi="zh_TW"/>
-          </w:rPr>
-          <w:rPr>
-            <w:color w:val="0000EE"/>
-            <w:u w:val="single"/>
-          </w:rPr>
-          <w:t>撒上8:10–18</w:t>
-        </w:r>
-      </w:hyperlink>
+      <w:r>
+        <w:rPr>
+          <w:lang w:val="zh_TW" w:bidi="zh_TW"/>
+        </w:rPr>
+        <w:t>撒上8:10–18</w:t>
+      </w:r>
       <w:r>
         <w:rPr>
           <w:lang w:val="zh_TW" w:bidi="zh_TW"/>
         </w:rPr>
         <w:t>）。經過數百年後，事實證明撒母耳的警告是正確的。惡王使神所揀選的百姓，落入外族的統治與被擄之中。然而，神仍使用君王制度成就祂的計劃，藉著大衛和他的家族興起彌賽亞（神所揀選的），建立永恆的國度（見</w:t>
       </w:r>
-      <w:hyperlink r:id="rId30">
-        <w:r>
-          <w:rPr>
-            <w:lang w:val="zh_TW" w:bidi="zh_TW"/>
-          </w:rPr>
-          <w:rPr>
-            <w:color w:val="0000EE"/>
-            <w:u w:val="single"/>
-          </w:rPr>
-          <w:t>撒下7:8–16</w:t>
-        </w:r>
-      </w:hyperlink>
+      <w:r>
+        <w:rPr>
+          <w:lang w:val="zh_TW" w:bidi="zh_TW"/>
+        </w:rPr>
+        <w:t>撒下7:8–16</w:t>
+      </w:r>
       <w:r>
         <w:rPr>
           <w:lang w:val="zh_TW" w:bidi="zh_TW"/>
         </w:rPr>
         <w:t>；</w:t>
       </w:r>
-      <w:hyperlink r:id="rId31">
-        <w:r>
-          <w:rPr>
-            <w:lang w:val="zh_TW" w:bidi="zh_TW"/>
-          </w:rPr>
-          <w:rPr>
-            <w:color w:val="0000EE"/>
-            <w:u w:val="single"/>
-          </w:rPr>
-          <w:t>太21:1–11</w:t>
-        </w:r>
-      </w:hyperlink>
+      <w:r>
+        <w:rPr>
+          <w:lang w:val="zh_TW" w:bidi="zh_TW"/>
+        </w:rPr>
+        <w:t>太21:1–11</w:t>
+      </w:r>
       <w:r>
         <w:rPr>
           <w:lang w:val="zh_TW" w:bidi="zh_TW"/>
         </w:rPr>
         <w:t>；</w:t>
       </w:r>
-      <w:hyperlink r:id="rId32">
-        <w:r>
-          <w:rPr>
-            <w:lang w:val="zh_TW" w:bidi="zh_TW"/>
-          </w:rPr>
-          <w:rPr>
-            <w:color w:val="0000EE"/>
-            <w:u w:val="single"/>
-          </w:rPr>
-          <w:t>啟5:5，</w:t>
-        </w:r>
-      </w:hyperlink>
-      <w:hyperlink r:id="rId33">
-        <w:r>
-          <w:rPr>
-            <w:lang w:val="zh_TW" w:bidi="zh_TW"/>
-          </w:rPr>
-          <w:rPr>
-            <w:color w:val="0000EE"/>
-            <w:u w:val="single"/>
-          </w:rPr>
-          <w:t>11:15</w:t>
-        </w:r>
-      </w:hyperlink>
+      <w:r>
+        <w:rPr>
+          <w:lang w:val="zh_TW" w:bidi="zh_TW"/>
+        </w:rPr>
+        <w:t>啟5:5，</w:t>
+      </w:r>
+      <w:r>
+        <w:rPr>
+          <w:lang w:val="zh_TW" w:bidi="zh_TW"/>
+        </w:rPr>
+        <w:t>11:15</w:t>
+      </w:r>
       <w:r>
         <w:rPr>
           <w:lang w:val="zh_TW" w:bidi="zh_TW"/>
@@ -755,300 +623,186 @@
           <w:lang w:val="zh_TW" w:bidi="zh_TW"/>
         </w:rPr>
       </w:r>
-      <w:hyperlink r:id="rId34">
-        <w:r>
-          <w:rPr>
-            <w:lang w:val="zh_TW" w:bidi="zh_TW"/>
-          </w:rPr>
-          <w:rPr>
-            <w:color w:val="0000EE"/>
-            <w:u w:val="single"/>
-          </w:rPr>
-          <w:t>申17:14–20，</w:t>
-        </w:r>
-      </w:hyperlink>
-      <w:hyperlink r:id="rId35">
-        <w:r>
-          <w:rPr>
-            <w:lang w:val="zh_TW" w:bidi="zh_TW"/>
-          </w:rPr>
-          <w:rPr>
-            <w:color w:val="0000EE"/>
-            <w:u w:val="single"/>
-          </w:rPr>
-          <w:t>33:5</w:t>
-        </w:r>
-      </w:hyperlink>
+      <w:r>
+        <w:rPr>
+          <w:lang w:val="zh_TW" w:bidi="zh_TW"/>
+        </w:rPr>
+        <w:t>申17:14–20，</w:t>
+      </w:r>
+      <w:r>
+        <w:rPr>
+          <w:lang w:val="zh_TW" w:bidi="zh_TW"/>
+        </w:rPr>
+        <w:t>33:5</w:t>
+      </w:r>
       <w:r>
         <w:rPr>
           <w:lang w:val="zh_TW" w:bidi="zh_TW"/>
         </w:rPr>
         <w:t>；</w:t>
       </w:r>
-      <w:hyperlink r:id="rId36">
-        <w:r>
-          <w:rPr>
-            <w:lang w:val="zh_TW" w:bidi="zh_TW"/>
-          </w:rPr>
-          <w:rPr>
-            <w:color w:val="0000EE"/>
-            <w:u w:val="single"/>
-          </w:rPr>
-          <w:t>士17:6，</w:t>
-        </w:r>
-      </w:hyperlink>
-      <w:hyperlink r:id="rId37">
-        <w:r>
-          <w:rPr>
-            <w:lang w:val="zh_TW" w:bidi="zh_TW"/>
-          </w:rPr>
-          <w:rPr>
-            <w:color w:val="0000EE"/>
-            <w:u w:val="single"/>
-          </w:rPr>
-          <w:t>21:25</w:t>
-        </w:r>
-      </w:hyperlink>
+      <w:r>
+        <w:rPr>
+          <w:lang w:val="zh_TW" w:bidi="zh_TW"/>
+        </w:rPr>
+        <w:t>士17:6，</w:t>
+      </w:r>
+      <w:r>
+        <w:rPr>
+          <w:lang w:val="zh_TW" w:bidi="zh_TW"/>
+        </w:rPr>
+        <w:t>21:25</w:t>
+      </w:r>
       <w:r>
         <w:rPr>
           <w:lang w:val="zh_TW" w:bidi="zh_TW"/>
         </w:rPr>
         <w:t>；</w:t>
       </w:r>
-      <w:hyperlink r:id="rId38">
-        <w:r>
-          <w:rPr>
-            <w:lang w:val="zh_TW" w:bidi="zh_TW"/>
-          </w:rPr>
-          <w:rPr>
-            <w:color w:val="0000EE"/>
-            <w:u w:val="single"/>
-          </w:rPr>
-          <w:t>撒上8:5–22，</w:t>
-        </w:r>
-      </w:hyperlink>
-      <w:hyperlink r:id="rId39">
-        <w:r>
-          <w:rPr>
-            <w:lang w:val="zh_TW" w:bidi="zh_TW"/>
-          </w:rPr>
-          <w:rPr>
-            <w:color w:val="0000EE"/>
-            <w:u w:val="single"/>
-          </w:rPr>
-          <w:t>10:1</w:t>
-        </w:r>
-      </w:hyperlink>
+      <w:r>
+        <w:rPr>
+          <w:lang w:val="zh_TW" w:bidi="zh_TW"/>
+        </w:rPr>
+        <w:t>撒上8:5–22，</w:t>
+      </w:r>
+      <w:r>
+        <w:rPr>
+          <w:lang w:val="zh_TW" w:bidi="zh_TW"/>
+        </w:rPr>
+        <w:t>10:1</w:t>
+      </w:r>
       <w:r>
         <w:rPr>
           <w:lang w:val="zh_TW" w:bidi="zh_TW"/>
         </w:rPr>
         <w:t>、</w:t>
       </w:r>
-      <w:hyperlink r:id="rId40">
-        <w:r>
-          <w:rPr>
-            <w:lang w:val="zh_TW" w:bidi="zh_TW"/>
-          </w:rPr>
-          <w:rPr>
-            <w:color w:val="0000EE"/>
-            <w:u w:val="single"/>
-          </w:rPr>
-          <w:t>24–25</w:t>
-        </w:r>
-      </w:hyperlink>
+      <w:r>
+        <w:rPr>
+          <w:lang w:val="zh_TW" w:bidi="zh_TW"/>
+        </w:rPr>
+        <w:t>24–25</w:t>
+      </w:r>
       <w:r>
         <w:rPr>
           <w:lang w:val="zh_TW" w:bidi="zh_TW"/>
         </w:rPr>
         <w:t>；</w:t>
       </w:r>
-      <w:hyperlink r:id="rId30">
-        <w:r>
-          <w:rPr>
-            <w:lang w:val="zh_TW" w:bidi="zh_TW"/>
-          </w:rPr>
-          <w:rPr>
-            <w:color w:val="0000EE"/>
-            <w:u w:val="single"/>
-          </w:rPr>
-          <w:t>撒下7:8–16</w:t>
-        </w:r>
-      </w:hyperlink>
+      <w:r>
+        <w:rPr>
+          <w:lang w:val="zh_TW" w:bidi="zh_TW"/>
+        </w:rPr>
+        <w:t>撒下7:8–16</w:t>
+      </w:r>
       <w:r>
         <w:rPr>
           <w:lang w:val="zh_TW" w:bidi="zh_TW"/>
         </w:rPr>
         <w:t>；</w:t>
       </w:r>
-      <w:hyperlink r:id="rId41">
-        <w:r>
-          <w:rPr>
-            <w:lang w:val="zh_TW" w:bidi="zh_TW"/>
-          </w:rPr>
-          <w:rPr>
-            <w:color w:val="0000EE"/>
-            <w:u w:val="single"/>
-          </w:rPr>
-          <w:t>詩89:35–37</w:t>
-        </w:r>
-      </w:hyperlink>
+      <w:r>
+        <w:rPr>
+          <w:lang w:val="zh_TW" w:bidi="zh_TW"/>
+        </w:rPr>
+        <w:t>詩89:35–37</w:t>
+      </w:r>
       <w:r>
         <w:rPr>
           <w:lang w:val="zh_TW" w:bidi="zh_TW"/>
         </w:rPr>
         <w:t>；</w:t>
       </w:r>
-      <w:hyperlink r:id="rId42">
-        <w:r>
-          <w:rPr>
-            <w:lang w:val="zh_TW" w:bidi="zh_TW"/>
-          </w:rPr>
-          <w:rPr>
-            <w:color w:val="0000EE"/>
-            <w:u w:val="single"/>
-          </w:rPr>
-          <w:t>傳8:2–5</w:t>
-        </w:r>
-      </w:hyperlink>
+      <w:r>
+        <w:rPr>
+          <w:lang w:val="zh_TW" w:bidi="zh_TW"/>
+        </w:rPr>
+        <w:t>傳8:2–5</w:t>
+      </w:r>
       <w:r>
         <w:rPr>
           <w:lang w:val="zh_TW" w:bidi="zh_TW"/>
         </w:rPr>
         <w:t>；</w:t>
       </w:r>
-      <w:hyperlink r:id="rId43">
-        <w:r>
-          <w:rPr>
-            <w:lang w:val="zh_TW" w:bidi="zh_TW"/>
-          </w:rPr>
-          <w:rPr>
-            <w:color w:val="0000EE"/>
-            <w:u w:val="single"/>
-          </w:rPr>
-          <w:t>賽33:22</w:t>
-        </w:r>
-      </w:hyperlink>
+      <w:r>
+        <w:rPr>
+          <w:lang w:val="zh_TW" w:bidi="zh_TW"/>
+        </w:rPr>
+        <w:t>賽33:22</w:t>
+      </w:r>
       <w:r>
         <w:rPr>
           <w:lang w:val="zh_TW" w:bidi="zh_TW"/>
         </w:rPr>
         <w:t>；</w:t>
       </w:r>
-      <w:hyperlink r:id="rId31">
-        <w:r>
-          <w:rPr>
-            <w:lang w:val="zh_TW" w:bidi="zh_TW"/>
-          </w:rPr>
-          <w:rPr>
-            <w:color w:val="0000EE"/>
-            <w:u w:val="single"/>
-          </w:rPr>
-          <w:t>太21:1–11，</w:t>
-        </w:r>
-      </w:hyperlink>
-      <w:hyperlink r:id="rId44">
-        <w:r>
-          <w:rPr>
-            <w:lang w:val="zh_TW" w:bidi="zh_TW"/>
-          </w:rPr>
-          <w:rPr>
-            <w:color w:val="0000EE"/>
-            <w:u w:val="single"/>
-          </w:rPr>
-          <w:t>22:42–46，</w:t>
-        </w:r>
-      </w:hyperlink>
-      <w:hyperlink r:id="rId45">
-        <w:r>
-          <w:rPr>
-            <w:lang w:val="zh_TW" w:bidi="zh_TW"/>
-          </w:rPr>
-          <w:rPr>
-            <w:color w:val="0000EE"/>
-            <w:u w:val="single"/>
-          </w:rPr>
-          <w:t>27:11</w:t>
-        </w:r>
-      </w:hyperlink>
+      <w:r>
+        <w:rPr>
+          <w:lang w:val="zh_TW" w:bidi="zh_TW"/>
+        </w:rPr>
+        <w:t>太21:1–11，</w:t>
+      </w:r>
+      <w:r>
+        <w:rPr>
+          <w:lang w:val="zh_TW" w:bidi="zh_TW"/>
+        </w:rPr>
+        <w:t>22:42–46，</w:t>
+      </w:r>
+      <w:r>
+        <w:rPr>
+          <w:lang w:val="zh_TW" w:bidi="zh_TW"/>
+        </w:rPr>
+        <w:t>27:11</w:t>
+      </w:r>
       <w:r>
         <w:rPr>
           <w:lang w:val="zh_TW" w:bidi="zh_TW"/>
         </w:rPr>
         <w:t>；</w:t>
       </w:r>
-      <w:hyperlink r:id="rId46">
-        <w:r>
-          <w:rPr>
-            <w:lang w:val="zh_TW" w:bidi="zh_TW"/>
-          </w:rPr>
-          <w:rPr>
-            <w:color w:val="0000EE"/>
-            <w:u w:val="single"/>
-          </w:rPr>
-          <w:t>提前1:17</w:t>
-        </w:r>
-      </w:hyperlink>
+      <w:r>
+        <w:rPr>
+          <w:lang w:val="zh_TW" w:bidi="zh_TW"/>
+        </w:rPr>
+        <w:t>提前1:17</w:t>
+      </w:r>
       <w:r>
         <w:rPr>
           <w:lang w:val="zh_TW" w:bidi="zh_TW"/>
         </w:rPr>
         <w:t>；</w:t>
       </w:r>
-      <w:hyperlink r:id="rId47">
-        <w:r>
-          <w:rPr>
-            <w:lang w:val="zh_TW" w:bidi="zh_TW"/>
-          </w:rPr>
-          <w:rPr>
-            <w:color w:val="0000EE"/>
-            <w:u w:val="single"/>
-          </w:rPr>
-          <w:t>彼前2:13–14</w:t>
-        </w:r>
-      </w:hyperlink>
+      <w:r>
+        <w:rPr>
+          <w:lang w:val="zh_TW" w:bidi="zh_TW"/>
+        </w:rPr>
+        <w:t>彼前2:13–14</w:t>
+      </w:r>
       <w:r>
         <w:rPr>
           <w:lang w:val="zh_TW" w:bidi="zh_TW"/>
         </w:rPr>
         <w:t>；</w:t>
       </w:r>
-      <w:hyperlink r:id="rId32">
-        <w:r>
-          <w:rPr>
-            <w:lang w:val="zh_TW" w:bidi="zh_TW"/>
-          </w:rPr>
-          <w:rPr>
-            <w:color w:val="0000EE"/>
-            <w:u w:val="single"/>
-          </w:rPr>
-          <w:t>啟5:5，</w:t>
-        </w:r>
-      </w:hyperlink>
-      <w:hyperlink r:id="rId33">
-        <w:r>
-          <w:rPr>
-            <w:lang w:val="zh_TW" w:bidi="zh_TW"/>
-          </w:rPr>
-          <w:rPr>
-            <w:color w:val="0000EE"/>
-            <w:u w:val="single"/>
-          </w:rPr>
-          <w:t>11:15，</w:t>
-        </w:r>
-      </w:hyperlink>
-      <w:hyperlink r:id="rId48">
-        <w:r>
-          <w:rPr>
-            <w:lang w:val="zh_TW" w:bidi="zh_TW"/>
-          </w:rPr>
-          <w:rPr>
-            <w:color w:val="0000EE"/>
-            <w:u w:val="single"/>
-          </w:rPr>
-          <w:t>15:3</w:t>
-        </w:r>
-      </w:hyperlink>
+      <w:r>
+        <w:rPr>
+          <w:lang w:val="zh_TW" w:bidi="zh_TW"/>
+        </w:rPr>
+        <w:t>啟5:5，</w:t>
+      </w:r>
+      <w:r>
+        <w:rPr>
+          <w:lang w:val="zh_TW" w:bidi="zh_TW"/>
+        </w:rPr>
+        <w:t>11:15，</w:t>
+      </w:r>
+      <w:r>
+        <w:rPr>
+          <w:lang w:val="zh_TW" w:bidi="zh_TW"/>
+        </w:rPr>
+        <w:t>15:3</w:t>
+      </w:r>
       <w:r>
         <w:rPr>
           <w:lang w:val="zh_TW" w:bidi="zh_TW"/>
